--- a/document_templates/russian_library/Исковые_заявления/Семейные_споры/шаблон_Исковое_заявление_об_увеличении_размера_алиментов_С_представителем_.docx
+++ b/document_templates/russian_library/Исковые_заявления/Семейные_споры/шаблон_Исковое_заявление_об_увеличении_размера_алиментов_С_представителем_.docx
@@ -37,7 +37,7 @@
           <w:szCs w:val="24"/>
           <w:lang w:val="en-US"/>
         </w:rPr>
-        <w:t xml:space="preserve">{{ w_t_w_r_w_prooferr_w_type_spellstart_w_r_w_rpr_w_rfonts_w_ascii_times_new_roman_w_hansi_times_new_roman_w_cs_times_new_roman_w_sz_w_val_24_w_szcs_w_val_24_w_lang_w_val_en_us_w_rpr_w_t_court_name_w_t_w_r_w_prooferr_w_type_spellend_w_r_w_rpr_w_rfonts_w_ascii_times_new_roman_w_hansi_times_new_roman_w_cs_times_new_roman_w_sz_w_val_24_w_szcs_w_val_24_w_lang_w_val_en_us_w_rpr_w_t_xml_space_preserve }}</w:t>
+        <w:t xml:space="preserve">{{ court_name }}</w:t>
       </w:r>
     </w:p>
     <w:p>
@@ -51,15 +51,14 @@
           <w:lang w:val="en-US"/>
         </w:rPr>
       </w:pPr>
-      <w:proofErr w:type="gramStart"/>
-      <w:r>
-        <w:rPr>
-          <w:rFonts w:ascii="Times New Roman" w:hAnsi="Times New Roman" w:cs="Times New Roman"/>
-          <w:sz w:val="24"/>
-          <w:szCs w:val="24"/>
-          <w:lang w:val="en-US"/>
-        </w:rPr>
-        <w:t xml:space="preserve">{{ w_t_w_r_w_prooferr_w_type_spellstart_w_r_w_rpr_w_rfonts_w_ascii_times_new_roman_w_hansi_times_new_roman_w_cs_times_new_roman_w_sz_w_val_24_w_szcs_w_val_24_w_lang_w_val_en_us_w_rpr_w_t_court_w_t_w_r_w_prooferr_w_type_gramend_w_r_w_rpr_w_rfonts_w_ascii_times_new_roman_w_hansi_times_new_roman_w_cs_times_new_roman_w_sz_w_val_24_w_szcs_w_val_24_w_lang_w_val_en_us_w_rpr_w_t_address_w_t_w_r_w_prooferr_w_type_spellend_w_r_w_rpr_w_rfonts_w_ascii_times_new_roman_w_hansi_times_new_roman_w_cs_times_new_roman_w_sz_w_val_24_w_szcs_w_val_24_w_lang_w_val_en_us_w_rpr_w_t_xml_space_preserve }}</w:t>
+      <w:r>
+        <w:rPr>
+          <w:rFonts w:ascii="Times New Roman" w:hAnsi="Times New Roman" w:cs="Times New Roman"/>
+          <w:sz w:val="24"/>
+          <w:szCs w:val="24"/>
+          <w:lang w:val="en-US"/>
+        </w:rPr>
+        <w:t xml:space="preserve">{{ court_address }}</w:t>
       </w:r>
     </w:p>
     <w:p>
@@ -152,7 +151,7 @@
           <w:szCs w:val="24"/>
           <w:lang w:val="en-US"/>
         </w:rPr>
-        <w:t xml:space="preserve">{{ w_t_w_r_w_prooferr_w_type_spellstart_w_r_w_rsidr_00650cd9_w_rpr_w_rfonts_w_ascii_times_new_roman_w_hansi_times_new_roman_w_cs_times_new_roman_w_sz_w_val_24_w_szcs_w_val_24_w_lang_w_val_en_us_w_rpr_w_t_plaintiff_registration_address_w_t_w_r_w_prooferr_w_type_spellend_w_r_w_rsidr_00650cd9_w_rpr_w_rfonts_w_ascii_times_new_roman_w_hansi_times_new_roman_w_cs_times_new_roman_w_sz_w_val_24_w_szcs_w_val_24_w_lang_w_val_en_us_w_rpr_w_t_xml_space_preserve }}</w:t>
+        <w:t xml:space="preserve">{{ plaintiff_registration_address }}</w:t>
       </w:r>
     </w:p>
     <w:p>
@@ -190,7 +189,7 @@
           <w:szCs w:val="24"/>
           <w:lang w:val="en-US"/>
         </w:rPr>
-        <w:t xml:space="preserve">{{ w_t_w_r_w_prooferr_w_type_spellstart_w_r_w_rsidr_00650cd9_w_rpr_w_rfonts_w_ascii_times_new_roman_w_hansi_times_new_roman_w_cs_times_new_roman_w_sz_w_val_24_w_szcs_w_val_24_w_lang_w_val_en_us_w_rpr_w_t_passport_plaintiff_w_t_w_r_w_prooferr_w_type_spellend_w_r_w_rsidr_00650cd9_w_rpr_w_rfonts_w_ascii_times_new_roman_w_hansi_times_new_roman_w_cs_times_new_roman_w_sz_w_val_24_w_szcs_w_val_24_w_lang_w_val_en_us_w_rpr_w_t_xml_space_preserve }}</w:t>
+        <w:t xml:space="preserve">{{ passport_plaintiff }}</w:t>
       </w:r>
     </w:p>
     <w:p>
@@ -245,7 +244,7 @@
           <w:szCs w:val="24"/>
           <w:lang w:val="en-US"/>
         </w:rPr>
-        <w:t xml:space="preserve">{{ w_t_w_r_w_prooferr_w_type_spellstart_w_r_w_rsidr_00650cd9_w_rpr_w_rfonts_w_ascii_times_new_roman_w_hansi_times_new_roman_w_cs_times_new_roman_w_sz_w_val_24_w_szcs_w_val_24_w_lang_w_val_en_us_w_rpr_w_t_plaintiff_representative_w_t_w_r_w_prooferr_w_type_spellend_w_r_w_rsidr_00650cd9_w_rpr_w_rfonts_w_ascii_times_new_roman_w_hansi_times_new_roman_w_cs_times_new_roman_w_sz_w_val_24_w_szcs_w_val_24_w_lang_w_val_en_us_w_rpr_w_t_xml_space_preserve }}</w:t>
+        <w:t xml:space="preserve">{{ plaintiff_representative }}</w:t>
       </w:r>
     </w:p>
     <w:p>
@@ -338,7 +337,7 @@
           <w:szCs w:val="24"/>
           <w:lang w:val="en-US"/>
         </w:rPr>
-        <w:t xml:space="preserve">{{ w_t_w_r_w_prooferr_w_type_spellstart_w_r_w_rsidr_00650cd9_w_rpr_w_rfonts_w_ascii_times_new_roman_w_hansi_times_new_roman_w_cs_times_new_roman_w_sz_w_val_24_w_szcs_w_val_24_w_lang_w_val_en_us_w_rpr_w_t_defendant_registration_address_w_t_w_r_w_prooferr_w_type_spellend_w_r_w_rsidr_00650cd9_w_rpr_w_rfonts_w_ascii_times_new_roman_w_hansi_times_new_roman_w_cs_times_new_roman_w_sz_w_val_24_w_szcs_w_val_24_w_lang_w_val_en_us_w_rpr_w_t_xml_space_preserve }}</w:t>
+        <w:t xml:space="preserve">{{ defendant_registration_address }}</w:t>
       </w:r>
     </w:p>
     <w:p>
@@ -490,7 +489,7 @@
           <w:sz w:val="24"/>
           <w:szCs w:val="24"/>
         </w:rPr>
-        <w:t>{{ defendant_w_t_w_r_w_r_w_rsidr_00650cd9_w_rpr_w_rfonts_w_ascii_times_new_roman_w_hansi_times_new_roman_w_cs_times_new_roman_w_sz_w_val_24_w_szcs_w_val_24_w_lang_w_val_en_us_w_rpr_w_t_text_w_t_w_r_w_r_w_rsidr_00650cd9_w_rsidrpr_00650cd9_w_rpr_w_rfonts_w_ascii_times_new_roman_w_hansi_times_new_roman_w_cs_times_new_roman_w_sz_w_val_24_w_szcs_w_val_24_w_rpr_w_t_w_t_w_r_w_r_w_rsidr_00650cd9_w_rpr_w_rfonts_w_ascii_times_new_roman_w_hansi_times_new_roman_w_cs_times_new_roman_w_sz_w_val_24_w_szcs_w_val_24_w_lang_w_val_en_us_w_rpr_w_t_with_w_t_w_r_w_r_w_rsidr_00650cd9_w_rpr_w_rfonts_w_ascii_times_new_roman_w_hansi_times_new_roman_w_cs_times_new_roman_w_sz_w_val_24_w_szcs_w_val_24_w_rpr_w_t_xml_space_preserve }}</w:t>
+        <w:t>{{ text_with }}</w:t>
       </w:r>
       <w:r>
         <w:rPr>
@@ -764,7 +763,7 @@
           <w:szCs w:val="24"/>
           <w:lang w:val="en-US"/>
         </w:rPr>
-        <w:t xml:space="preserve">{{ w_t_w_r_w_prooferr_w_type_spellstart_w_r_w_rsidr_00650cd9_w_rpr_w_rfonts_w_ascii_times_new_roman_w_hansi_times_new_roman_w_cs_times_new_roman_w_sz_w_val_24_w_szcs_w_val_24_w_lang_w_val_en_us_w_rpr_w_t_information_about_the_defendants_position_w_t_w_r_w_prooferr_w_type_spellend_w_r_w_rsidr_00650cd9_w_rpr_w_rfonts_w_ascii_times_new_roman_w_hansi_times_new_roman_w_cs_times_new_roman_w_sz_w_val_24_w_szcs_w_val_24_w_lang_w_val_en_us_w_rpr_w_t_xml_space_preserve }}</w:t>
+        <w:t xml:space="preserve">{{ information_about_the_defendants_position }}</w:t>
       </w:r>
       <w:r>
         <w:rPr>
@@ -848,7 +847,7 @@
           <w:sz w:val="24"/>
           <w:szCs w:val="24"/>
         </w:rPr>
-        <w:t>{{ defendant_w_t_w_r_w_r_w_rsidr_00650cd9_w_rpr_w_rfonts_w_ascii_times_new_roman_w_hansi_times_new_roman_w_cs_times_new_roman_w_sz_w_val_24_w_szcs_w_val_24_w_lang_w_val_en_us_w_rpr_w_t_text_w_t_w_r_w_r_w_rsidr_00650cd9_w_rpr_w_rfonts_w_ascii_times_new_roman_w_hansi_times_new_roman_w_cs_times_new_roman_w_sz_w_val_24_w_szcs_w_val_24_w_rpr_w_t_xml_space_preserve }}</w:t>
+        <w:t>{{ text }}</w:t>
       </w:r>
       <w:r>
         <w:rPr>
@@ -901,15 +900,14 @@
           <w:lang w:val="en-US"/>
         </w:rPr>
       </w:pPr>
-      <w:proofErr w:type="gramStart"/>
-      <w:r>
-        <w:rPr>
-          <w:rFonts w:ascii="Times New Roman" w:hAnsi="Times New Roman" w:cs="Times New Roman"/>
-          <w:sz w:val="24"/>
-          <w:szCs w:val="24"/>
-          <w:lang w:val="en-US"/>
-        </w:rPr>
-        <w:t>{{ plaintiff_w_t_w_r_w_prooferr_w_type_gramend_w_r_w_rpr_w_rfonts_w_ascii_times_new_roman_w_hansi_times_new_roman_w_cs_times_new_roman_w_sz_w_val_24_w_szcs_w_val_24_w_lang_w_val_en_us_w_rpr_w_t_xml_space_preserve }}</w:t>
+      <w:r>
+        <w:rPr>
+          <w:rFonts w:ascii="Times New Roman" w:hAnsi="Times New Roman" w:cs="Times New Roman"/>
+          <w:sz w:val="24"/>
+          <w:szCs w:val="24"/>
+          <w:lang w:val="en-US"/>
+        </w:rPr>
+        <w:t>{{ plaintiff }}</w:t>
       </w:r>
       <w:r>
         <w:rPr>
